--- a/Chạy trên NAS/HƯỚNG DẪN CÀI ĐẶT - Trạm Dự Án (hoàn chỉnh).docx
+++ b/Chạy trên NAS/HƯỚNG DẪN CÀI ĐẶT - Trạm Dự Án (hoàn chỉnh).docx
@@ -58,7 +58,7 @@
           <w:sz w:val="24"/>
           <w:szCs w:val="24"/>
         </w:rPr>
-        <w:t xml:space="preserve">Phiên bản 3.1  ·  Cập nhật 07/2026</w:t>
+        <w:t xml:space="preserve">Phiên bản 3.12  ·  Cập nhật 08/2026</w:t>
       </w:r>
     </w:p>
     <w:p>
@@ -2605,6 +2605,346 @@
           <w:bCs/>
         </w:rPr>
         <w:t xml:space="preserve">huukhuongxd@gmail.com</w:t>
+      </w:r>
+    </w:p>
+    <w:p>
+      <w:pPr>
+        <w:pStyle w:val="Heading1"/>
+      </w:pPr>
+      <w:r>
+        <w:t xml:space="preserve">16. Những thay đổi quan trọng từ bản 3.1 đến 3.12</w:t>
+      </w:r>
+    </w:p>
+    <w:p>
+      <w:pPr>
+        <w:spacing w:after="80"/>
+      </w:pPr>
+      <w:r>
+        <w:t xml:space="preserve">Phần này bổ sung cho các mục phía trên. Nếu bạn đang dùng bản cũ, chỉ cần chép ĐÈ toàn bộ thư mục (TRỪ thư mục 'data') rồi khởi động lại — dữ liệu và hạn sử dụng giữ nguyên.</w:t>
+      </w:r>
+    </w:p>
+    <w:p>
+      <w:pPr>
+        <w:pStyle w:val="Heading2"/>
+      </w:pPr>
+      <w:r>
+        <w:t xml:space="preserve">16.1. Bật HTTPS cho bản chạy trên máy tính (mới)</w:t>
+      </w:r>
+    </w:p>
+    <w:p>
+      <w:pPr>
+        <w:pStyle w:val="ListParagraph"/>
+        <w:numPr>
+          <w:ilvl w:val="0"/>
+          <w:numId w:val="2"/>
+        </w:numPr>
+        <w:spacing w:after="60"/>
+      </w:pPr>
+      <w:r>
+        <w:t xml:space="preserve">Trước đây HTTPS chỉ hướng dẫn cho NAS Synology. Nay bản chạy trên máy tính cũng bật được trong 2 phút, không cần cài thêm gì.</w:t>
+      </w:r>
+    </w:p>
+    <w:p>
+      <w:pPr>
+        <w:pStyle w:val="ListParagraph"/>
+        <w:numPr>
+          <w:ilvl w:val="0"/>
+          <w:numId w:val="2"/>
+        </w:numPr>
+        <w:spacing w:after="60"/>
+      </w:pPr>
+      <w:r>
+        <w:t xml:space="preserve">Bấm đúp file 'Tạo chứng chỉ HTTPS (Windows).bat' trong thư mục phần mềm. Nếu báo lỗi, chuột phải file đó chọn 'Run as administrator'.</w:t>
+      </w:r>
+    </w:p>
+    <w:p>
+      <w:pPr>
+        <w:pStyle w:val="ListParagraph"/>
+        <w:numPr>
+          <w:ilvl w:val="0"/>
+          <w:numId w:val="2"/>
+        </w:numPr>
+        <w:spacing w:after="60"/>
+      </w:pPr>
+      <w:r>
+        <w:t xml:space="preserve">Tắt cửa sổ máy chủ đang chạy rồi mở lại bằng 'Khởi động (Windows).bat'. Địa chỉ truy cập đổi thành https://... (chú ý chữ S).</w:t>
+      </w:r>
+    </w:p>
+    <w:p>
+      <w:pPr>
+        <w:pStyle w:val="ListParagraph"/>
+        <w:numPr>
+          <w:ilvl w:val="0"/>
+          <w:numId w:val="2"/>
+        </w:numPr>
+        <w:spacing w:after="60"/>
+      </w:pPr>
+      <w:r>
+        <w:t xml:space="preserve">Lần đầu vào, trình duyệt cảnh báo 'Kết nối không riêng tư' — đây là điều bình thường với chứng chỉ tự tạo: bấm 'Nâng cao' rồi 'Tiếp tục'. Dữ liệu vẫn được mã hóa đầy đủ.</w:t>
+      </w:r>
+    </w:p>
+    <w:p>
+      <w:pPr>
+        <w:pStyle w:val="ListParagraph"/>
+        <w:numPr>
+          <w:ilvl w:val="0"/>
+          <w:numId w:val="2"/>
+        </w:numPr>
+        <w:spacing w:after="60"/>
+      </w:pPr>
+      <w:r>
+        <w:t xml:space="preserve">Chi tiết và cách làm trên Mac/Linux: xem file 'BẢO MẬT - Bật HTTPS (nội bộ).txt'.</w:t>
+      </w:r>
+    </w:p>
+    <w:p>
+      <w:pPr>
+        <w:pStyle w:val="Heading2"/>
+      </w:pPr>
+      <w:r>
+        <w:t xml:space="preserve">16.2. Đổi cổng khi bị phần mềm khác chiếm (mới)</w:t>
+      </w:r>
+    </w:p>
+    <w:p>
+      <w:pPr>
+        <w:pStyle w:val="ListParagraph"/>
+        <w:numPr>
+          <w:ilvl w:val="0"/>
+          <w:numId w:val="2"/>
+        </w:numPr>
+        <w:spacing w:after="60"/>
+      </w:pPr>
+      <w:r>
+        <w:t xml:space="preserve">Nếu khi khởi động báo cổng 3000 đang bận: mở thư mục 'data', tạo (hoặc sửa) file '.env', thêm dòng:  PORT=3001</w:t>
+      </w:r>
+    </w:p>
+    <w:p>
+      <w:pPr>
+        <w:pStyle w:val="ListParagraph"/>
+        <w:numPr>
+          <w:ilvl w:val="0"/>
+          <w:numId w:val="2"/>
+        </w:numPr>
+        <w:spacing w:after="60"/>
+      </w:pPr>
+      <w:r>
+        <w:t xml:space="preserve">Khởi động lại. File 'Khởi động (Windows).bat' tự nhận cổng mới và mở đúng địa chỉ.</w:t>
+      </w:r>
+    </w:p>
+    <w:p>
+      <w:pPr>
+        <w:pStyle w:val="Heading2"/>
+      </w:pPr>
+      <w:r>
+        <w:t xml:space="preserve">16.3. Sao lưu tự động hằng ngày (mới)</w:t>
+      </w:r>
+    </w:p>
+    <w:p>
+      <w:pPr>
+        <w:pStyle w:val="ListParagraph"/>
+        <w:numPr>
+          <w:ilvl w:val="0"/>
+          <w:numId w:val="2"/>
+        </w:numPr>
+        <w:spacing w:after="60"/>
+      </w:pPr>
+      <w:r>
+        <w:t xml:space="preserve">Ngoài email sao lưu thứ Bảy, phần mềm tự chép dữ liệu MỖI NGÀY vào thư mục 'data/snapshots/NGÀY-THÁNG-NĂM', giữ 14 ngày gần nhất.</w:t>
+      </w:r>
+    </w:p>
+    <w:p>
+      <w:pPr>
+        <w:pStyle w:val="ListParagraph"/>
+        <w:numPr>
+          <w:ilvl w:val="0"/>
+          <w:numId w:val="2"/>
+        </w:numPr>
+        <w:spacing w:after="60"/>
+      </w:pPr>
+      <w:r>
+        <w:t xml:space="preserve">Cách phục hồi: tắt phần mềm, chép các file .json trong thư mục snapshot cần lấy đè vào thư mục 'data', bật lại.</w:t>
+      </w:r>
+    </w:p>
+    <w:p>
+      <w:pPr>
+        <w:pStyle w:val="ListParagraph"/>
+        <w:numPr>
+          <w:ilvl w:val="0"/>
+          <w:numId w:val="2"/>
+        </w:numPr>
+        <w:spacing w:after="60"/>
+      </w:pPr>
+      <w:r>
+        <w:t xml:space="preserve">Lưu ý: snapshot chỉ chứa dữ liệu dạng bảng. Các tệp đính kèm và ảnh nhật ký nằm trong 'data/uploads', 'data/nhatky-thi-cong', 'data/task-uploads' — vẫn cần Hyper Backup của NAS hoặc chép tay cả thư mục 'data'.</w:t>
+      </w:r>
+    </w:p>
+    <w:p>
+      <w:pPr>
+        <w:pStyle w:val="Heading2"/>
+      </w:pPr>
+      <w:r>
+        <w:t xml:space="preserve">16.4. Quyền xem tệp và quyền sửa dữ liệu (THAY ĐỔI HÀNH VI)</w:t>
+      </w:r>
+    </w:p>
+    <w:p>
+      <w:pPr>
+        <w:pStyle w:val="ListParagraph"/>
+        <w:numPr>
+          <w:ilvl w:val="0"/>
+          <w:numId w:val="2"/>
+        </w:numPr>
+        <w:spacing w:after="60"/>
+      </w:pPr>
+      <w:r>
+        <w:t xml:space="preserve">Tệp đính kèm, biên bản và ảnh nhật ký của một dự án chỉ hiện với: Chủ sở hữu, Lãnh đạo, Teamlead, người được chỉ định ghi nhật ký, và người ĐƯỢC GIAO VIỆC trong dự án đó.</w:t>
+      </w:r>
+    </w:p>
+    <w:p>
+      <w:pPr>
+        <w:pStyle w:val="ListParagraph"/>
+        <w:numPr>
+          <w:ilvl w:val="0"/>
+          <w:numId w:val="2"/>
+        </w:numPr>
+        <w:spacing w:after="60"/>
+      </w:pPr>
+      <w:r>
+        <w:t xml:space="preserve">Nếu có người báo 'không thấy biên bản': giao cho họ một việc trong dự án đó là xong. Muốn mở lại như cũ cho cả công ty: Cài đặt → tắt ô 'Chỉ người trong dự án xem được tệp / biên bản / nhật ký'.</w:t>
+      </w:r>
+    </w:p>
+    <w:p>
+      <w:pPr>
+        <w:pStyle w:val="ListParagraph"/>
+        <w:numPr>
+          <w:ilvl w:val="0"/>
+          <w:numId w:val="2"/>
+        </w:numPr>
+        <w:spacing w:after="60"/>
+      </w:pPr>
+      <w:r>
+        <w:t xml:space="preserve">Người KHÔNG có quyền 'Giao việc' chỉ sửa được tiến độ công việc của chính mình và viết bình luận; không sửa được tên việc, hạn chót hay người phụ trách của người khác — kể cả bằng thủ thuật kỹ thuật, vì máy chủ tự kiểm tra.</w:t>
+      </w:r>
+    </w:p>
+    <w:p>
+      <w:pPr>
+        <w:pStyle w:val="Heading2"/>
+      </w:pPr>
+      <w:r>
+        <w:t xml:space="preserve">16.5. Giấy phép dùng thử được bảo vệ chặt hơn</w:t>
+      </w:r>
+    </w:p>
+    <w:p>
+      <w:pPr>
+        <w:pStyle w:val="ListParagraph"/>
+        <w:numPr>
+          <w:ilvl w:val="0"/>
+          <w:numId w:val="2"/>
+        </w:numPr>
+        <w:spacing w:after="60"/>
+      </w:pPr>
+      <w:r>
+        <w:t xml:space="preserve">Hạn dùng thử nay được ký số và lưu ở nhiều nơi. Sửa tay vào file cấu hình sẽ khiến phần mềm chuyển sang chế độ CHỈ ĐỌC chứ không kéo dài được hạn.</w:t>
+      </w:r>
+    </w:p>
+    <w:p>
+      <w:pPr>
+        <w:pStyle w:val="ListParagraph"/>
+        <w:numPr>
+          <w:ilvl w:val="0"/>
+          <w:numId w:val="2"/>
+        </w:numPr>
+        <w:spacing w:after="60"/>
+      </w:pPr>
+      <w:r>
+        <w:t xml:space="preserve">Như trước nay, hết hạn KHÔNG làm mất dữ liệu: vẫn xem và xuất báo cáo được, chỉ tạm khóa việc tạo/sửa. Gia hạn bằng mã do tác giả cấp (mục 10).</w:t>
+      </w:r>
+    </w:p>
+    <w:p>
+      <w:pPr>
+        <w:pStyle w:val="Heading2"/>
+      </w:pPr>
+      <w:r>
+        <w:t xml:space="preserve">16.6. Tính năng mới đáng chú ý</w:t>
+      </w:r>
+    </w:p>
+    <w:p>
+      <w:pPr>
+        <w:pStyle w:val="ListParagraph"/>
+        <w:numPr>
+          <w:ilvl w:val="0"/>
+          <w:numId w:val="2"/>
+        </w:numPr>
+        <w:spacing w:after="60"/>
+      </w:pPr>
+      <w:r>
+        <w:t xml:space="preserve">Sơ đồ Gantt có đường găng, kéo giãn thanh để đổi thời lượng, và 'kế hoạch gốc' để so tiến độ thực tế với kế hoạch.</w:t>
+      </w:r>
+    </w:p>
+    <w:p>
+      <w:pPr>
+        <w:pStyle w:val="ListParagraph"/>
+        <w:numPr>
+          <w:ilvl w:val="0"/>
+          <w:numId w:val="2"/>
+        </w:numPr>
+        <w:spacing w:after="60"/>
+      </w:pPr>
+      <w:r>
+        <w:t xml:space="preserve">Thẻ 'BOQ &amp; Khối lượng' trong mục Chi phí: bảng khối lượng hợp đồng, khối lượng nghiệm thu theo kỳ, đường cong S, xuất CSV nộp chủ đầu tư.</w:t>
+      </w:r>
+    </w:p>
+    <w:p>
+      <w:pPr>
+        <w:pStyle w:val="ListParagraph"/>
+        <w:numPr>
+          <w:ilvl w:val="0"/>
+          <w:numId w:val="2"/>
+        </w:numPr>
+        <w:spacing w:after="60"/>
+      </w:pPr>
+      <w:r>
+        <w:t xml:space="preserve">Nút 'Trả về' kèm lý do khi duyệt việc; công việc bị xóa vào thùng rác 90 ngày; email tự động khi được giao việc, khi bị trả về và bản tin việc quá hạn mỗi sáng.</w:t>
+      </w:r>
+    </w:p>
+    <w:p>
+      <w:pPr>
+        <w:pStyle w:val="ListParagraph"/>
+        <w:numPr>
+          <w:ilvl w:val="0"/>
+          <w:numId w:val="2"/>
+        </w:numPr>
+        <w:spacing w:after="60"/>
+      </w:pPr>
+      <w:r>
+        <w:t xml:space="preserve">Tạo dự án từ mẫu có sẵn: Thi công nhà phố, Fit-out văn phòng, Thiết kế nhà.</w:t>
+      </w:r>
+    </w:p>
+    <w:p>
+      <w:pPr>
+        <w:pStyle w:val="Heading2"/>
+      </w:pPr>
+      <w:r>
+        <w:t xml:space="preserve">16.7. Khi gặp sự cố</w:t>
+      </w:r>
+    </w:p>
+    <w:p>
+      <w:pPr>
+        <w:pStyle w:val="ListParagraph"/>
+        <w:numPr>
+          <w:ilvl w:val="0"/>
+          <w:numId w:val="2"/>
+        </w:numPr>
+        <w:spacing w:after="60"/>
+      </w:pPr>
+      <w:r>
+        <w:t xml:space="preserve">Xem file 'VẬN HÀNH &amp; SỰ CỐ.txt' đi kèm: 10 tình huống thường gặp (không mở được, quên mật khẩu, trùng cổng, hết hạn, khôi phục dữ liệu, đổi máy…) kèm cách xử lý từng bước.</w:t>
+      </w:r>
+    </w:p>
+    <w:p>
+      <w:pPr>
+        <w:spacing w:after="80"/>
+      </w:pPr>
+      <w:r>
+        <w:t xml:space="preserve">Cập nhật cho bản 3.12 — 17/08/2026.</w:t>
       </w:r>
     </w:p>
     <w:sectPr>

--- a/Chạy trên NAS/HƯỚNG DẪN CÀI ĐẶT - Trạm Dự Án (hoàn chỉnh).docx
+++ b/Chạy trên NAS/HƯỚNG DẪN CÀI ĐẶT - Trạm Dự Án (hoàn chỉnh).docx
@@ -154,7 +154,7 @@
         <w:spacing w:after="120"/>
       </w:pPr>
       <w:r>
-        <w:t xml:space="preserve">Tài liệu này hướng dẫn cài đặt từ đầu tới khi sử dụng được, kèm các phần bảo mật, sao lưu, giấy phép và xử lý sự cố.</w:t>
+        <w:t xml:space="preserve">Tài liệu này hướng dẫn cài đặt từ đầu tới khi sử dụng được, kèm các phần bảo mật, sao lưu và xử lý sự cố.</w:t>
       </w:r>
     </w:p>
     <w:p>
@@ -214,7 +214,7 @@
         <w:spacing w:after="60"/>
       </w:pPr>
       <w:r>
-        <w:t xml:space="preserve">Bảo mật, HTTPS, giấy phép, quên mật khẩu, sao lưu &amp; phục hồi, bảo vệ mã nguồn.</w:t>
+        <w:t xml:space="preserve">Bảo mật, HTTPS, quên mật khẩu, sao lưu &amp; phục hồi.</w:t>
       </w:r>
     </w:p>
     <w:p>
@@ -1111,7 +1111,7 @@
                 <w:b w:val="false"/>
                 <w:bCs w:val="false"/>
               </w:rPr>
-              <w:t xml:space="preserve">Toàn quyền: sửa, giao việc, chi phí, quản lý thành viên, cài đặt, gia hạn giấy phép.</w:t>
+              <w:t xml:space="preserve">Toàn quyền: sửa, giao việc, chi phí, quản lý thành viên, cài đặt hệ thống.</w:t>
             </w:r>
           </w:p>
         </w:tc>
@@ -1916,7 +1916,7 @@
         <w:pStyle w:val="Heading1"/>
       </w:pPr>
       <w:r>
-        <w:t xml:space="preserve">10. Giấy phép &amp; Gia hạn</w:t>
+        <w:t xml:space="preserve">10. Giấy phép sử dụng</w:t>
       </w:r>
     </w:p>
     <w:p>
@@ -1947,46 +1947,46 @@
         <w:pStyle w:val="Heading2"/>
       </w:pPr>
       <w:r>
-        <w:t xml:space="preserve">Cách gia hạn</w:t>
-      </w:r>
-    </w:p>
-    <w:p>
-      <w:pPr>
-        <w:pStyle w:val="ListParagraph"/>
-        <w:numPr>
-          <w:ilvl w:val="0"/>
-          <w:numId w:val="2"/>
-        </w:numPr>
-        <w:spacing w:after="60"/>
-      </w:pPr>
-      <w:r>
-        <w:t xml:space="preserve">Liên hệ tác giả (huukhuongxd@gmail.com) để xin mã gia hạn.</w:t>
-      </w:r>
-    </w:p>
-    <w:p>
-      <w:pPr>
-        <w:pStyle w:val="ListParagraph"/>
-        <w:numPr>
-          <w:ilvl w:val="0"/>
-          <w:numId w:val="2"/>
-        </w:numPr>
-        <w:spacing w:after="60"/>
-      </w:pPr>
-      <w:r>
-        <w:t xml:space="preserve">Đăng nhập Chủ sở hữu → bấm “Nhập mã gia hạn” trên thanh nhắc, hoặc Cài đặt → “Gia hạn giấy phép”.</w:t>
-      </w:r>
-    </w:p>
-    <w:p>
-      <w:pPr>
-        <w:pStyle w:val="ListParagraph"/>
-        <w:numPr>
-          <w:ilvl w:val="0"/>
-          <w:numId w:val="2"/>
-        </w:numPr>
-        <w:spacing w:after="60"/>
-      </w:pPr>
-      <w:r>
-        <w:t xml:space="preserve">Dán mã (bắt đầu bằng TDA1…) → Kích hoạt → dùng tiếp 6 tháng.</w:t>
+        <w:t xml:space="preserve">Điều kiện sử dụng</w:t>
+      </w:r>
+    </w:p>
+    <w:p>
+      <w:pPr>
+        <w:pStyle w:val="ListParagraph"/>
+        <w:numPr>
+          <w:ilvl w:val="0"/>
+          <w:numId w:val="2"/>
+        </w:numPr>
+        <w:spacing w:after="60"/>
+      </w:pPr>
+      <w:r>
+        <w:t xml:space="preserve">Phần mềm được chia sẻ MIỄN PHÍ cho mọi người: dùng, sao chép, chỉnh sửa và phân phối tự do, không giới hạn thời gian, không cần mã kích hoạt.</w:t>
+      </w:r>
+    </w:p>
+    <w:p>
+      <w:pPr>
+        <w:pStyle w:val="ListParagraph"/>
+        <w:numPr>
+          <w:ilvl w:val="0"/>
+          <w:numId w:val="2"/>
+        </w:numPr>
+        <w:spacing w:after="60"/>
+      </w:pPr>
+      <w:r>
+        <w:t xml:space="preserve">Điều kiện duy nhất: giữ lại dòng ghi danh tác giả trong phần mềm và trong các bản sao.</w:t>
+      </w:r>
+    </w:p>
+    <w:p>
+      <w:pPr>
+        <w:pStyle w:val="ListParagraph"/>
+        <w:numPr>
+          <w:ilvl w:val="0"/>
+          <w:numId w:val="2"/>
+        </w:numPr>
+        <w:spacing w:after="60"/>
+      </w:pPr>
+      <w:r>
+        <w:t xml:space="preserve">Phần mềm cung cấp “nguyên trạng”, không kèm bảo hành. Chi tiết xem file LICENSE.txt.</w:t>
       </w:r>
     </w:p>
     <w:p>
@@ -2509,7 +2509,7 @@
                 <w:b w:val="false"/>
                 <w:bCs w:val="false"/>
               </w:rPr>
-              <w:t xml:space="preserve">Giấy phép hết hạn — làm theo phần 10 để gia hạn.</w:t>
+              <w:t xml:space="preserve">Không mở được sau khi cập nhật — xem file “VẬN HÀNH &amp; SỰ CỐ.txt”.</w:t>
             </w:r>
           </w:p>
         </w:tc>
@@ -2589,7 +2589,7 @@
         <w:t xml:space="preserve">Phần mềm do Khuong Doan phát triển — © 2026. </w:t>
       </w:r>
       <w:r>
-        <w:t xml:space="preserve">Bảo lưu mọi quyền. Vui lòng giữ nguyên dòng ghi danh tác giả và điều khoản trong file LICENSE.txt.</w:t>
+        <w:t xml:space="preserve">Chia sẻ miễn phí cho mọi người. Vui lòng giữ nguyên dòng ghi danh tác giả — xem file LICENSE.txt.</w:t>
       </w:r>
     </w:p>
     <w:p>
@@ -2597,7 +2597,7 @@
         <w:spacing w:after="120"/>
       </w:pPr>
       <w:r>
-        <w:t xml:space="preserve">Liên hệ hỗ trợ / gia hạn: </w:t>
+        <w:t xml:space="preserve">Liên hệ hỗ trợ: </w:t>
       </w:r>
       <w:r>
         <w:rPr>
@@ -2829,33 +2829,33 @@
         <w:pStyle w:val="Heading2"/>
       </w:pPr>
       <w:r>
-        <w:t xml:space="preserve">16.5. Giấy phép dùng thử được bảo vệ chặt hơn</w:t>
-      </w:r>
-    </w:p>
-    <w:p>
-      <w:pPr>
-        <w:pStyle w:val="ListParagraph"/>
-        <w:numPr>
-          <w:ilvl w:val="0"/>
-          <w:numId w:val="2"/>
-        </w:numPr>
-        <w:spacing w:after="60"/>
-      </w:pPr>
-      <w:r>
-        <w:t xml:space="preserve">Hạn dùng thử nay được ký số và lưu ở nhiều nơi. Sửa tay vào file cấu hình sẽ khiến phần mềm chuyển sang chế độ CHỈ ĐỌC chứ không kéo dài được hạn.</w:t>
-      </w:r>
-    </w:p>
-    <w:p>
-      <w:pPr>
-        <w:pStyle w:val="ListParagraph"/>
-        <w:numPr>
-          <w:ilvl w:val="0"/>
-          <w:numId w:val="2"/>
-        </w:numPr>
-        <w:spacing w:after="60"/>
-      </w:pPr>
-      <w:r>
-        <w:t xml:space="preserve">Như trước nay, hết hạn KHÔNG làm mất dữ liệu: vẫn xem và xuất báo cáo được, chỉ tạm khóa việc tạo/sửa. Gia hạn bằng mã do tác giả cấp (mục 10).</w:t>
+        <w:t xml:space="preserve">16.5. Bỏ giới hạn giấy phép (từ bản 4.0)</w:t>
+      </w:r>
+    </w:p>
+    <w:p>
+      <w:pPr>
+        <w:pStyle w:val="ListParagraph"/>
+        <w:numPr>
+          <w:ilvl w:val="0"/>
+          <w:numId w:val="2"/>
+        </w:numPr>
+        <w:spacing w:after="60"/>
+      </w:pPr>
+      <w:r>
+        <w:t xml:space="preserve">Toàn bộ cơ chế giấy phép có thời hạn đã được GỠ BỎ. Phần mềm dùng tự do, vĩnh viễn, không còn thanh nhắc gia hạn và không còn chế độ chỉ đọc.</w:t>
+      </w:r>
+    </w:p>
+    <w:p>
+      <w:pPr>
+        <w:pStyle w:val="ListParagraph"/>
+        <w:numPr>
+          <w:ilvl w:val="0"/>
+          <w:numId w:val="2"/>
+        </w:numPr>
+        <w:spacing w:after="60"/>
+      </w:pPr>
+      <w:r>
+        <w:t xml:space="preserve">Khi cập nhật lên bản mới, phần mềm tự dọn các dấu vết giấy phép cũ trong thư mục dữ liệu. Không cần làm gì thêm.</w:t>
       </w:r>
     </w:p>
     <w:p>
